--- a/fra/docx/006.content.docx
+++ b/fra/docx/006.content.docx
@@ -1549,138 +1549,102 @@
           <w:lang w:val="fr_FR" w:bidi="fr_FR"/>
         </w:rPr>
       </w:r>
-      <w:hyperlink r:id="rId13">
-        <w:r>
-          <w:rPr>
-            <w:lang w:val="fr_FR" w:bidi="fr_FR"/>
-          </w:rPr>
-          <w:rPr>
-            <w:color w:val="0000EE"/>
-            <w:u w:val="single"/>
-          </w:rPr>
-          <w:t>1 Chroniques 16.24</w:t>
-        </w:r>
-      </w:hyperlink>
-    </w:p>
-    <w:p>
-      <w:pPr>
-        <w:pStyle w:val="ListBullet"/>
-        <w:spacing w:line="240" w:lineRule="auto"/>
-        <w:ind w:left="720"/>
-      </w:pPr>
-      <w:r>
-        <w:rPr>
-          <w:lang w:val="fr_FR" w:bidi="fr_FR"/>
-        </w:rPr>
-      </w:r>
-      <w:hyperlink r:id="rId14">
-        <w:r>
-          <w:rPr>
-            <w:lang w:val="fr_FR" w:bidi="fr_FR"/>
-          </w:rPr>
-          <w:rPr>
-            <w:color w:val="0000EE"/>
-            <w:u w:val="single"/>
-          </w:rPr>
-          <w:t>1 Corinthiens 15.31–32</w:t>
-        </w:r>
-      </w:hyperlink>
-    </w:p>
-    <w:p>
-      <w:pPr>
-        <w:pStyle w:val="ListBullet"/>
-        <w:spacing w:line="240" w:lineRule="auto"/>
-        <w:ind w:left="720"/>
-      </w:pPr>
-      <w:r>
-        <w:rPr>
-          <w:lang w:val="fr_FR" w:bidi="fr_FR"/>
-        </w:rPr>
-      </w:r>
-      <w:hyperlink r:id="rId15">
-        <w:r>
-          <w:rPr>
-            <w:lang w:val="fr_FR" w:bidi="fr_FR"/>
-          </w:rPr>
-          <w:rPr>
-            <w:color w:val="0000EE"/>
-            <w:u w:val="single"/>
-          </w:rPr>
-          <w:t>1 Samuel 24.17–18</w:t>
-        </w:r>
-      </w:hyperlink>
-    </w:p>
-    <w:p>
-      <w:pPr>
-        <w:pStyle w:val="ListBullet"/>
-        <w:spacing w:line="240" w:lineRule="auto"/>
-        <w:ind w:left="720"/>
-      </w:pPr>
-      <w:r>
-        <w:rPr>
-          <w:lang w:val="fr_FR" w:bidi="fr_FR"/>
-        </w:rPr>
-      </w:r>
-      <w:hyperlink r:id="rId16">
-        <w:r>
-          <w:rPr>
-            <w:lang w:val="fr_FR" w:bidi="fr_FR"/>
-          </w:rPr>
-          <w:rPr>
-            <w:color w:val="0000EE"/>
-            <w:u w:val="single"/>
-          </w:rPr>
-          <w:t>Amos 2.16</w:t>
-        </w:r>
-      </w:hyperlink>
-    </w:p>
-    <w:p>
-      <w:pPr>
-        <w:pStyle w:val="ListBullet"/>
-        <w:spacing w:line="240" w:lineRule="auto"/>
-        <w:ind w:left="720"/>
-      </w:pPr>
-      <w:r>
-        <w:rPr>
-          <w:lang w:val="fr_FR" w:bidi="fr_FR"/>
-        </w:rPr>
-      </w:r>
-      <w:hyperlink r:id="rId17">
-        <w:r>
-          <w:rPr>
-            <w:lang w:val="fr_FR" w:bidi="fr_FR"/>
-          </w:rPr>
-          <w:rPr>
-            <w:color w:val="0000EE"/>
-            <w:u w:val="single"/>
-          </w:rPr>
-          <w:t>Ézéchiel 5.11–12</w:t>
-        </w:r>
-      </w:hyperlink>
-    </w:p>
-    <w:p>
-      <w:pPr>
-        <w:pStyle w:val="ListBullet"/>
-        <w:spacing w:line="240" w:lineRule="auto"/>
-        <w:ind w:left="720"/>
-      </w:pPr>
-      <w:r>
-        <w:rPr>
-          <w:lang w:val="fr_FR" w:bidi="fr_FR"/>
-        </w:rPr>
-      </w:r>
-      <w:hyperlink r:id="rId18">
-        <w:r>
-          <w:rPr>
-            <w:lang w:val="fr_FR" w:bidi="fr_FR"/>
-          </w:rPr>
-          <w:rPr>
-            <w:color w:val="0000EE"/>
-            <w:u w:val="single"/>
-          </w:rPr>
-          <w:t>Matthieu 7.21–23</w:t>
-        </w:r>
-      </w:hyperlink>
+      <w:r>
+        <w:rPr>
+          <w:lang w:val="fr_FR" w:bidi="fr_FR"/>
+        </w:rPr>
+        <w:t>1 Chroniques 16.24</w:t>
+      </w:r>
+    </w:p>
+    <w:p>
+      <w:pPr>
+        <w:pStyle w:val="ListBullet"/>
+        <w:spacing w:line="240" w:lineRule="auto"/>
+        <w:ind w:left="720"/>
+      </w:pPr>
+      <w:r>
+        <w:rPr>
+          <w:lang w:val="fr_FR" w:bidi="fr_FR"/>
+        </w:rPr>
+      </w:r>
+      <w:r>
+        <w:rPr>
+          <w:lang w:val="fr_FR" w:bidi="fr_FR"/>
+        </w:rPr>
+        <w:t>1 Corinthiens 15.31–32</w:t>
+      </w:r>
+    </w:p>
+    <w:p>
+      <w:pPr>
+        <w:pStyle w:val="ListBullet"/>
+        <w:spacing w:line="240" w:lineRule="auto"/>
+        <w:ind w:left="720"/>
+      </w:pPr>
+      <w:r>
+        <w:rPr>
+          <w:lang w:val="fr_FR" w:bidi="fr_FR"/>
+        </w:rPr>
+      </w:r>
+      <w:r>
+        <w:rPr>
+          <w:lang w:val="fr_FR" w:bidi="fr_FR"/>
+        </w:rPr>
+        <w:t>1 Samuel 24.17–18</w:t>
+      </w:r>
+    </w:p>
+    <w:p>
+      <w:pPr>
+        <w:pStyle w:val="ListBullet"/>
+        <w:spacing w:line="240" w:lineRule="auto"/>
+        <w:ind w:left="720"/>
+      </w:pPr>
+      <w:r>
+        <w:rPr>
+          <w:lang w:val="fr_FR" w:bidi="fr_FR"/>
+        </w:rPr>
+      </w:r>
+      <w:r>
+        <w:rPr>
+          <w:lang w:val="fr_FR" w:bidi="fr_FR"/>
+        </w:rPr>
+        <w:t>Amos 2.16</w:t>
+      </w:r>
+    </w:p>
+    <w:p>
+      <w:pPr>
+        <w:pStyle w:val="ListBullet"/>
+        <w:spacing w:line="240" w:lineRule="auto"/>
+        <w:ind w:left="720"/>
+      </w:pPr>
+      <w:r>
+        <w:rPr>
+          <w:lang w:val="fr_FR" w:bidi="fr_FR"/>
+        </w:rPr>
+      </w:r>
+      <w:r>
+        <w:rPr>
+          <w:lang w:val="fr_FR" w:bidi="fr_FR"/>
+        </w:rPr>
+        <w:t>Ézéchiel 5.11–12</w:t>
+      </w:r>
+    </w:p>
+    <w:p>
+      <w:pPr>
+        <w:pStyle w:val="ListBullet"/>
+        <w:spacing w:line="240" w:lineRule="auto"/>
+        <w:ind w:left="720"/>
+      </w:pPr>
+      <w:r>
+        <w:rPr>
+          <w:lang w:val="fr_FR" w:bidi="fr_FR"/>
+        </w:rPr>
+      </w:r>
+      <w:r>
+        <w:rPr>
+          <w:lang w:val="fr_FR" w:bidi="fr_FR"/>
+        </w:rPr>
+        <w:t>Matthieu 7.21–23</w:t>
+      </w:r>
     </w:p>
     <w:p>
       <w:pPr>
@@ -1926,138 +1890,102 @@
           <w:lang w:val="fr_FR" w:bidi="fr_FR"/>
         </w:rPr>
       </w:r>
-      <w:hyperlink r:id="rId19">
-        <w:r>
-          <w:rPr>
-            <w:lang w:val="fr_FR" w:bidi="fr_FR"/>
-          </w:rPr>
-          <w:rPr>
-            <w:color w:val="0000EE"/>
-            <w:u w:val="single"/>
-          </w:rPr>
-          <w:t>1 Chroniques 15.13–15</w:t>
-        </w:r>
-      </w:hyperlink>
-    </w:p>
-    <w:p>
-      <w:pPr>
-        <w:pStyle w:val="ListBullet"/>
-        <w:spacing w:line="240" w:lineRule="auto"/>
-        <w:ind w:left="720"/>
-      </w:pPr>
-      <w:r>
-        <w:rPr>
-          <w:lang w:val="fr_FR" w:bidi="fr_FR"/>
-        </w:rPr>
-      </w:r>
-      <w:hyperlink r:id="rId20">
-        <w:r>
-          <w:rPr>
-            <w:lang w:val="fr_FR" w:bidi="fr_FR"/>
-          </w:rPr>
-          <w:rPr>
-            <w:color w:val="0000EE"/>
-            <w:u w:val="single"/>
-          </w:rPr>
-          <w:t>1 Rois 8.57–58</w:t>
-        </w:r>
-      </w:hyperlink>
-    </w:p>
-    <w:p>
-      <w:pPr>
-        <w:pStyle w:val="ListBullet"/>
-        <w:spacing w:line="240" w:lineRule="auto"/>
-        <w:ind w:left="720"/>
-      </w:pPr>
-      <w:r>
-        <w:rPr>
-          <w:lang w:val="fr_FR" w:bidi="fr_FR"/>
-        </w:rPr>
-      </w:r>
-      <w:hyperlink r:id="rId21">
-        <w:r>
-          <w:rPr>
-            <w:lang w:val="fr_FR" w:bidi="fr_FR"/>
-          </w:rPr>
-          <w:rPr>
-            <w:color w:val="0000EE"/>
-            <w:u w:val="single"/>
-          </w:rPr>
-          <w:t>Actes 17.5–7</w:t>
-        </w:r>
-      </w:hyperlink>
-    </w:p>
-    <w:p>
-      <w:pPr>
-        <w:pStyle w:val="ListBullet"/>
-        <w:spacing w:line="240" w:lineRule="auto"/>
-        <w:ind w:left="720"/>
-      </w:pPr>
-      <w:r>
-        <w:rPr>
-          <w:lang w:val="fr_FR" w:bidi="fr_FR"/>
-        </w:rPr>
-      </w:r>
-      <w:hyperlink r:id="rId22">
-        <w:r>
-          <w:rPr>
-            <w:lang w:val="fr_FR" w:bidi="fr_FR"/>
-          </w:rPr>
-          <w:rPr>
-            <w:color w:val="0000EE"/>
-            <w:u w:val="single"/>
-          </w:rPr>
-          <w:t>Daniel 2.13</w:t>
-        </w:r>
-      </w:hyperlink>
-    </w:p>
-    <w:p>
-      <w:pPr>
-        <w:pStyle w:val="ListBullet"/>
-        <w:spacing w:line="240" w:lineRule="auto"/>
-        <w:ind w:left="720"/>
-      </w:pPr>
-      <w:r>
-        <w:rPr>
-          <w:lang w:val="fr_FR" w:bidi="fr_FR"/>
-        </w:rPr>
-      </w:r>
-      <w:hyperlink r:id="rId23">
-        <w:r>
-          <w:rPr>
-            <w:lang w:val="fr_FR" w:bidi="fr_FR"/>
-          </w:rPr>
-          <w:rPr>
-            <w:color w:val="0000EE"/>
-            <w:u w:val="single"/>
-          </w:rPr>
-          <w:t>Esther 1.22</w:t>
-        </w:r>
-      </w:hyperlink>
-    </w:p>
-    <w:p>
-      <w:pPr>
-        <w:pStyle w:val="ListBullet"/>
-        <w:spacing w:line="240" w:lineRule="auto"/>
-        <w:ind w:left="720"/>
-      </w:pPr>
-      <w:r>
-        <w:rPr>
-          <w:lang w:val="fr_FR" w:bidi="fr_FR"/>
-        </w:rPr>
-      </w:r>
-      <w:hyperlink r:id="rId24">
-        <w:r>
-          <w:rPr>
-            <w:lang w:val="fr_FR" w:bidi="fr_FR"/>
-          </w:rPr>
-          <w:rPr>
-            <w:color w:val="0000EE"/>
-            <w:u w:val="single"/>
-          </w:rPr>
-          <w:t>Luc 2.1</w:t>
-        </w:r>
-      </w:hyperlink>
+      <w:r>
+        <w:rPr>
+          <w:lang w:val="fr_FR" w:bidi="fr_FR"/>
+        </w:rPr>
+        <w:t>1 Chroniques 15.13–15</w:t>
+      </w:r>
+    </w:p>
+    <w:p>
+      <w:pPr>
+        <w:pStyle w:val="ListBullet"/>
+        <w:spacing w:line="240" w:lineRule="auto"/>
+        <w:ind w:left="720"/>
+      </w:pPr>
+      <w:r>
+        <w:rPr>
+          <w:lang w:val="fr_FR" w:bidi="fr_FR"/>
+        </w:rPr>
+      </w:r>
+      <w:r>
+        <w:rPr>
+          <w:lang w:val="fr_FR" w:bidi="fr_FR"/>
+        </w:rPr>
+        <w:t>1 Rois 8.57–58</w:t>
+      </w:r>
+    </w:p>
+    <w:p>
+      <w:pPr>
+        <w:pStyle w:val="ListBullet"/>
+        <w:spacing w:line="240" w:lineRule="auto"/>
+        <w:ind w:left="720"/>
+      </w:pPr>
+      <w:r>
+        <w:rPr>
+          <w:lang w:val="fr_FR" w:bidi="fr_FR"/>
+        </w:rPr>
+      </w:r>
+      <w:r>
+        <w:rPr>
+          <w:lang w:val="fr_FR" w:bidi="fr_FR"/>
+        </w:rPr>
+        <w:t>Actes 17.5–7</w:t>
+      </w:r>
+    </w:p>
+    <w:p>
+      <w:pPr>
+        <w:pStyle w:val="ListBullet"/>
+        <w:spacing w:line="240" w:lineRule="auto"/>
+        <w:ind w:left="720"/>
+      </w:pPr>
+      <w:r>
+        <w:rPr>
+          <w:lang w:val="fr_FR" w:bidi="fr_FR"/>
+        </w:rPr>
+      </w:r>
+      <w:r>
+        <w:rPr>
+          <w:lang w:val="fr_FR" w:bidi="fr_FR"/>
+        </w:rPr>
+        <w:t>Daniel 2.13</w:t>
+      </w:r>
+    </w:p>
+    <w:p>
+      <w:pPr>
+        <w:pStyle w:val="ListBullet"/>
+        <w:spacing w:line="240" w:lineRule="auto"/>
+        <w:ind w:left="720"/>
+      </w:pPr>
+      <w:r>
+        <w:rPr>
+          <w:lang w:val="fr_FR" w:bidi="fr_FR"/>
+        </w:rPr>
+      </w:r>
+      <w:r>
+        <w:rPr>
+          <w:lang w:val="fr_FR" w:bidi="fr_FR"/>
+        </w:rPr>
+        <w:t>Esther 1.22</w:t>
+      </w:r>
+    </w:p>
+    <w:p>
+      <w:pPr>
+        <w:pStyle w:val="ListBullet"/>
+        <w:spacing w:line="240" w:lineRule="auto"/>
+        <w:ind w:left="720"/>
+      </w:pPr>
+      <w:r>
+        <w:rPr>
+          <w:lang w:val="fr_FR" w:bidi="fr_FR"/>
+        </w:rPr>
+      </w:r>
+      <w:r>
+        <w:rPr>
+          <w:lang w:val="fr_FR" w:bidi="fr_FR"/>
+        </w:rPr>
+        <w:t>Luc 2.1</w:t>
+      </w:r>
     </w:p>
     <w:p>
       <w:pPr>
@@ -6333,186 +6261,138 @@
           <w:lang w:val="fr_FR" w:bidi="fr_FR"/>
         </w:rPr>
       </w:r>
-      <w:hyperlink r:id="rId25">
-        <w:r>
-          <w:rPr>
-            <w:lang w:val="fr_FR" w:bidi="fr_FR"/>
-          </w:rPr>
-          <w:rPr>
-            <w:color w:val="0000EE"/>
-            <w:u w:val="single"/>
-          </w:rPr>
-          <w:t>Actes 3.17–18</w:t>
-        </w:r>
-      </w:hyperlink>
-    </w:p>
-    <w:p>
-      <w:pPr>
-        <w:pStyle w:val="ListBullet"/>
-        <w:spacing w:line="240" w:lineRule="auto"/>
-        <w:ind w:left="720"/>
-      </w:pPr>
-      <w:r>
-        <w:rPr>
-          <w:lang w:val="fr_FR" w:bidi="fr_FR"/>
-        </w:rPr>
-      </w:r>
-      <w:hyperlink r:id="rId26">
-        <w:r>
-          <w:rPr>
-            <w:lang w:val="fr_FR" w:bidi="fr_FR"/>
-          </w:rPr>
-          <w:rPr>
-            <w:color w:val="0000EE"/>
-            <w:u w:val="single"/>
-          </w:rPr>
-          <w:t>Actes 7.35–37</w:t>
-        </w:r>
-      </w:hyperlink>
-    </w:p>
-    <w:p>
-      <w:pPr>
-        <w:pStyle w:val="ListBullet"/>
-        <w:spacing w:line="240" w:lineRule="auto"/>
-        <w:ind w:left="720"/>
-      </w:pPr>
-      <w:r>
-        <w:rPr>
-          <w:lang w:val="fr_FR" w:bidi="fr_FR"/>
-        </w:rPr>
-      </w:r>
-      <w:hyperlink r:id="rId27">
-        <w:r>
-          <w:rPr>
-            <w:lang w:val="fr_FR" w:bidi="fr_FR"/>
-          </w:rPr>
-          <w:rPr>
-            <w:color w:val="0000EE"/>
-            <w:u w:val="single"/>
-          </w:rPr>
-          <w:t>Luc 12.11</w:t>
-        </w:r>
-      </w:hyperlink>
-    </w:p>
-    <w:p>
-      <w:pPr>
-        <w:pStyle w:val="ListBullet"/>
-        <w:spacing w:line="240" w:lineRule="auto"/>
-        <w:ind w:left="720"/>
-      </w:pPr>
-      <w:r>
-        <w:rPr>
-          <w:lang w:val="fr_FR" w:bidi="fr_FR"/>
-        </w:rPr>
-      </w:r>
-      <w:hyperlink r:id="rId28">
-        <w:r>
-          <w:rPr>
-            <w:lang w:val="fr_FR" w:bidi="fr_FR"/>
-          </w:rPr>
-          <w:rPr>
-            <w:color w:val="0000EE"/>
-            <w:u w:val="single"/>
-          </w:rPr>
-          <w:t>Luc 23.35</w:t>
-        </w:r>
-      </w:hyperlink>
-    </w:p>
-    <w:p>
-      <w:pPr>
-        <w:pStyle w:val="ListBullet"/>
-        <w:spacing w:line="240" w:lineRule="auto"/>
-        <w:ind w:left="720"/>
-      </w:pPr>
-      <w:r>
-        <w:rPr>
-          <w:lang w:val="fr_FR" w:bidi="fr_FR"/>
-        </w:rPr>
-      </w:r>
-      <w:hyperlink r:id="rId29">
-        <w:r>
-          <w:rPr>
-            <w:lang w:val="fr_FR" w:bidi="fr_FR"/>
-          </w:rPr>
-          <w:rPr>
-            <w:color w:val="0000EE"/>
-            <w:u w:val="single"/>
-          </w:rPr>
-          <w:t>Marc 10.42</w:t>
-        </w:r>
-      </w:hyperlink>
-    </w:p>
-    <w:p>
-      <w:pPr>
-        <w:pStyle w:val="ListBullet"/>
-        <w:spacing w:line="240" w:lineRule="auto"/>
-        <w:ind w:left="720"/>
-      </w:pPr>
-      <w:r>
-        <w:rPr>
-          <w:lang w:val="fr_FR" w:bidi="fr_FR"/>
-        </w:rPr>
-      </w:r>
-      <w:hyperlink r:id="rId30">
-        <w:r>
-          <w:rPr>
-            <w:lang w:val="fr_FR" w:bidi="fr_FR"/>
-          </w:rPr>
-          <w:rPr>
-            <w:color w:val="0000EE"/>
-            <w:u w:val="single"/>
-          </w:rPr>
-          <w:t>Matthieu 9.32–34</w:t>
-        </w:r>
-      </w:hyperlink>
-    </w:p>
-    <w:p>
-      <w:pPr>
-        <w:pStyle w:val="ListBullet"/>
-        <w:spacing w:line="240" w:lineRule="auto"/>
-        <w:ind w:left="720"/>
-      </w:pPr>
-      <w:r>
-        <w:rPr>
-          <w:lang w:val="fr_FR" w:bidi="fr_FR"/>
-        </w:rPr>
-      </w:r>
-      <w:hyperlink r:id="rId31">
-        <w:r>
-          <w:rPr>
-            <w:lang w:val="fr_FR" w:bidi="fr_FR"/>
-          </w:rPr>
-          <w:rPr>
-            <w:color w:val="0000EE"/>
-            <w:u w:val="single"/>
-          </w:rPr>
-          <w:t>Matthieu 20.25</w:t>
-        </w:r>
-      </w:hyperlink>
-    </w:p>
-    <w:p>
-      <w:pPr>
-        <w:pStyle w:val="ListBullet"/>
-        <w:spacing w:line="240" w:lineRule="auto"/>
-        <w:ind w:left="720"/>
-      </w:pPr>
-      <w:r>
-        <w:rPr>
-          <w:lang w:val="fr_FR" w:bidi="fr_FR"/>
-        </w:rPr>
-      </w:r>
-      <w:hyperlink r:id="rId32">
-        <w:r>
-          <w:rPr>
-            <w:lang w:val="fr_FR" w:bidi="fr_FR"/>
-          </w:rPr>
-          <w:rPr>
-            <w:color w:val="0000EE"/>
-            <w:u w:val="single"/>
-          </w:rPr>
-          <w:t>Tite 3.1</w:t>
-        </w:r>
-      </w:hyperlink>
+      <w:r>
+        <w:rPr>
+          <w:lang w:val="fr_FR" w:bidi="fr_FR"/>
+        </w:rPr>
+        <w:t>Actes 3.17–18</w:t>
+      </w:r>
+    </w:p>
+    <w:p>
+      <w:pPr>
+        <w:pStyle w:val="ListBullet"/>
+        <w:spacing w:line="240" w:lineRule="auto"/>
+        <w:ind w:left="720"/>
+      </w:pPr>
+      <w:r>
+        <w:rPr>
+          <w:lang w:val="fr_FR" w:bidi="fr_FR"/>
+        </w:rPr>
+      </w:r>
+      <w:r>
+        <w:rPr>
+          <w:lang w:val="fr_FR" w:bidi="fr_FR"/>
+        </w:rPr>
+        <w:t>Actes 7.35–37</w:t>
+      </w:r>
+    </w:p>
+    <w:p>
+      <w:pPr>
+        <w:pStyle w:val="ListBullet"/>
+        <w:spacing w:line="240" w:lineRule="auto"/>
+        <w:ind w:left="720"/>
+      </w:pPr>
+      <w:r>
+        <w:rPr>
+          <w:lang w:val="fr_FR" w:bidi="fr_FR"/>
+        </w:rPr>
+      </w:r>
+      <w:r>
+        <w:rPr>
+          <w:lang w:val="fr_FR" w:bidi="fr_FR"/>
+        </w:rPr>
+        <w:t>Luc 12.11</w:t>
+      </w:r>
+    </w:p>
+    <w:p>
+      <w:pPr>
+        <w:pStyle w:val="ListBullet"/>
+        <w:spacing w:line="240" w:lineRule="auto"/>
+        <w:ind w:left="720"/>
+      </w:pPr>
+      <w:r>
+        <w:rPr>
+          <w:lang w:val="fr_FR" w:bidi="fr_FR"/>
+        </w:rPr>
+      </w:r>
+      <w:r>
+        <w:rPr>
+          <w:lang w:val="fr_FR" w:bidi="fr_FR"/>
+        </w:rPr>
+        <w:t>Luc 23.35</w:t>
+      </w:r>
+    </w:p>
+    <w:p>
+      <w:pPr>
+        <w:pStyle w:val="ListBullet"/>
+        <w:spacing w:line="240" w:lineRule="auto"/>
+        <w:ind w:left="720"/>
+      </w:pPr>
+      <w:r>
+        <w:rPr>
+          <w:lang w:val="fr_FR" w:bidi="fr_FR"/>
+        </w:rPr>
+      </w:r>
+      <w:r>
+        <w:rPr>
+          <w:lang w:val="fr_FR" w:bidi="fr_FR"/>
+        </w:rPr>
+        <w:t>Marc 10.42</w:t>
+      </w:r>
+    </w:p>
+    <w:p>
+      <w:pPr>
+        <w:pStyle w:val="ListBullet"/>
+        <w:spacing w:line="240" w:lineRule="auto"/>
+        <w:ind w:left="720"/>
+      </w:pPr>
+      <w:r>
+        <w:rPr>
+          <w:lang w:val="fr_FR" w:bidi="fr_FR"/>
+        </w:rPr>
+      </w:r>
+      <w:r>
+        <w:rPr>
+          <w:lang w:val="fr_FR" w:bidi="fr_FR"/>
+        </w:rPr>
+        <w:t>Matthieu 9.32–34</w:t>
+      </w:r>
+    </w:p>
+    <w:p>
+      <w:pPr>
+        <w:pStyle w:val="ListBullet"/>
+        <w:spacing w:line="240" w:lineRule="auto"/>
+        <w:ind w:left="720"/>
+      </w:pPr>
+      <w:r>
+        <w:rPr>
+          <w:lang w:val="fr_FR" w:bidi="fr_FR"/>
+        </w:rPr>
+      </w:r>
+      <w:r>
+        <w:rPr>
+          <w:lang w:val="fr_FR" w:bidi="fr_FR"/>
+        </w:rPr>
+        <w:t>Matthieu 20.25</w:t>
+      </w:r>
+    </w:p>
+    <w:p>
+      <w:pPr>
+        <w:pStyle w:val="ListBullet"/>
+        <w:spacing w:line="240" w:lineRule="auto"/>
+        <w:ind w:left="720"/>
+      </w:pPr>
+      <w:r>
+        <w:rPr>
+          <w:lang w:val="fr_FR" w:bidi="fr_FR"/>
+        </w:rPr>
+      </w:r>
+      <w:r>
+        <w:rPr>
+          <w:lang w:val="fr_FR" w:bidi="fr_FR"/>
+        </w:rPr>
+        <w:t>Tite 3.1</w:t>
+      </w:r>
     </w:p>
     <w:p>
       <w:pPr>
